--- a/descargas/bachillerato/word/PRESENTE_bachillerato_semana4.docx
+++ b/descargas/bachillerato/word/PRESENTE_bachillerato_semana4.docx
@@ -126,7 +126,7 @@
       </w:r>
       <w:r>
         <w:rPr/>
-        <w:t xml:space="preserve">tres opciones; cada clase elige una:</w:t>
+        <w:t xml:space="preserve">igual en los dos modelos (ver la pestaña «Símbolo»):</w:t>
       </w:r>
     </w:p>
     <w:p>
@@ -143,11 +143,11 @@
           <w:bCs/>
           <w:color w:val="9A7400"/>
         </w:rPr>
-        <w:t xml:space="preserve">Caja cúbica (propuestas A y B): </w:t>
-      </w:r>
-      <w:r>
-        <w:rPr/>
-        <w:t xml:space="preserve"> plantilla 4: la tarjeta «Para: ti · De: Dios» se cuelga del lazo.</w:t>
+        <w:t xml:space="preserve">En los dos modelos: </w:t>
+      </w:r>
+      <w:r>
+        <w:rPr/>
+        <w:t xml:space="preserve"> plantilla 4: cada alumno escribe en su tarjeta su nombre («¡Presente!») y, por detrás, su compromiso, y la deja dentro de la caja. Se vuelve a cerrar.</w:t>
       </w:r>
     </w:p>
     <w:p>
@@ -164,27 +164,6 @@
           <w:bCs/>
           <w:color w:val="9A7400"/>
         </w:rPr>
-        <w:t xml:space="preserve">Caja abatible (propuesta C): </w:t>
-      </w:r>
-      <w:r>
-        <w:rPr/>
-        <w:t xml:space="preserve"> la tarjeta de la lámina 2 se ata al lazo; por detrás, la clase escribe sus compromisos para Navidad.</w:t>
-      </w:r>
-    </w:p>
-    <w:p>
-      <w:pPr>
-        <w:pStyle w:val="Lista"/>
-        <w:numPr>
-          <w:ilvl w:val="0"/>
-          <w:numId w:val="1"/>
-        </w:numPr>
-      </w:pPr>
-      <w:r>
-        <w:rPr>
-          <w:b/>
-          <w:bCs/>
-          <w:color w:val="9A7400"/>
-        </w:rPr>
         <w:t xml:space="preserve">Urna de compromisos (alternativa para Bachillerato y CCFF): </w:t>
       </w:r>
       <w:r>
@@ -261,7 +240,7 @@
       </w:pPr>
       <w:r>
         <w:rPr/>
-        <w:t xml:space="preserve">«Ayer encendimos la cuarta vela». Se cuelga del lazo la tarjeta de la plantilla 4: «Para: ti. De: Dios». «El regalo tiene destinatario. Y pide respuesta».</w:t>
+        <w:t xml:space="preserve">«Ayer encendimos la cuarta vela». Se gira el símbolo de la caja y se lee lo que pone detrás: «Para: ti. De: Dios». «El regalo tiene destinatario. Y pide respuesta».</w:t>
       </w:r>
     </w:p>
     <w:p>
@@ -545,7 +524,7 @@
       </w:pPr>
       <w:r>
         <w:rPr/>
-        <w:t xml:space="preserve">Estamos en una etapa de decisiones: la PAU, las prácticas, qué estudiar, a qué dedicar la vida, con quién compartirla. María tampoco lo tenía todo claro («¿Cómo será eso?», Lc 1, 34), pero respondió: «He aquí la esclava del Señor». No esperó a tenerlo todo resuelto. Dijo sí aquí y ahora, y Dios hizo el resto. Si se usan, cada alumno recibe una tarjeta pequeña de la plantilla 4 y escribe en privado a qué quiere responder «¡Presente!».</w:t>
+        <w:t xml:space="preserve">Estamos en una etapa de decisiones: la PAU, las prácticas, qué estudiar, a qué dedicar la vida, con quién compartirla. María tampoco lo tenía todo claro («¿Cómo será eso?», Lc 1, 34), pero respondió: «He aquí la esclava del Señor». No esperó a tenerlo todo resuelto. Dijo sí aquí y ahora, y Dios hizo el resto. Cada alumno recibe su tarjeta de la plantilla 4: delante escribe su nombre y, por detrás, en privado, a qué quiere responder «¡Presente!». La dobla, la pega y la deja dentro de la caja.</w:t>
       </w:r>
     </w:p>
     <w:p>
